--- a/RAC/20장/20장_실습문제_추가서술형.docx
+++ b/RAC/20장/20장_실습문제_추가서술형.docx
@@ -42,7 +42,35 @@
           <w:rFonts w:ascii="맑은 고딕" w:hAnsi="맑은 고딕" w:eastAsia="맑은 고딕"/>
           <w:sz w:val="21"/>
         </w:rPr>
-        <w:t>[추가-01] `oifcfg getif` 가 보고하는 주소와 `GV$CLUSTER_INTERCONNECTS` 가 보고하는 주소가 다른 이유를 설명하고, 두 값이 각각 무엇을 뜻하는지 쓰라.</w:t>
+        <w:t xml:space="preserve">[추가-01] </w:t>
+      </w:r>
+      <w:r>
+        <w:rPr>
+          <w:rFonts w:ascii="Consolas" w:hAnsi="Consolas" w:eastAsia="Consolas" w:cs="Consolas"/>
+          <w:sz w:val="20"/>
+        </w:rPr>
+        <w:t xml:space="preserve">oifcfg getif</w:t>
+      </w:r>
+      <w:r>
+        <w:rPr>
+          <w:rFonts w:ascii="맑은 고딕" w:hAnsi="맑은 고딕" w:eastAsia="맑은 고딕"/>
+          <w:sz w:val="21"/>
+        </w:rPr>
+        <w:t xml:space="preserve"> 가 보고하는 주소와 </w:t>
+      </w:r>
+      <w:r>
+        <w:rPr>
+          <w:rFonts w:ascii="Consolas" w:hAnsi="Consolas" w:eastAsia="Consolas" w:cs="Consolas"/>
+          <w:sz w:val="20"/>
+        </w:rPr>
+        <w:t xml:space="preserve">GV$CLUSTER_INTERCONNECTS</w:t>
+      </w:r>
+      <w:r>
+        <w:rPr>
+          <w:rFonts w:ascii="맑은 고딕" w:hAnsi="맑은 고딕" w:eastAsia="맑은 고딕"/>
+          <w:sz w:val="21"/>
+        </w:rPr>
+        <w:t xml:space="preserve"> 가 보고하는 주소가 다른 이유를 설명하고, 두 값이 각각 무엇을 뜻하는지 쓰라.</w:t>
       </w:r>
     </w:p>
     <w:p>
@@ -96,7 +124,63 @@
           <w:rFonts w:ascii="맑은 고딕" w:hAnsi="맑은 고딕" w:eastAsia="맑은 고딕"/>
           <w:sz w:val="21"/>
         </w:rPr>
-        <w:t>[추가-03] `gc` 계열 대기 이벤트의 이름을 구성하는 세 부분을 설명하고, `gc cr block 2-way`·`gc current block busy`·`gc current grant busy` 를 각각 해석하라.</w:t>
+        <w:t xml:space="preserve">[추가-03] </w:t>
+      </w:r>
+      <w:r>
+        <w:rPr>
+          <w:rFonts w:ascii="Consolas" w:hAnsi="Consolas" w:eastAsia="Consolas" w:cs="Consolas"/>
+          <w:sz w:val="20"/>
+        </w:rPr>
+        <w:t xml:space="preserve">gc</w:t>
+      </w:r>
+      <w:r>
+        <w:rPr>
+          <w:rFonts w:ascii="맑은 고딕" w:hAnsi="맑은 고딕" w:eastAsia="맑은 고딕"/>
+          <w:sz w:val="21"/>
+        </w:rPr>
+        <w:t xml:space="preserve"> 계열 대기 이벤트의 이름을 구성하는 세 부분을 설명하고, </w:t>
+      </w:r>
+      <w:r>
+        <w:rPr>
+          <w:rFonts w:ascii="Consolas" w:hAnsi="Consolas" w:eastAsia="Consolas" w:cs="Consolas"/>
+          <w:sz w:val="20"/>
+        </w:rPr>
+        <w:t xml:space="preserve">gc cr block 2-way</w:t>
+      </w:r>
+      <w:r>
+        <w:rPr>
+          <w:rFonts w:ascii="맑은 고딕" w:hAnsi="맑은 고딕" w:eastAsia="맑은 고딕"/>
+          <w:sz w:val="21"/>
+        </w:rPr>
+        <w:t xml:space="preserve">·</w:t>
+      </w:r>
+      <w:r>
+        <w:rPr>
+          <w:rFonts w:ascii="Consolas" w:hAnsi="Consolas" w:eastAsia="Consolas" w:cs="Consolas"/>
+          <w:sz w:val="20"/>
+        </w:rPr>
+        <w:t xml:space="preserve">gc current block busy</w:t>
+      </w:r>
+      <w:r>
+        <w:rPr>
+          <w:rFonts w:ascii="맑은 고딕" w:hAnsi="맑은 고딕" w:eastAsia="맑은 고딕"/>
+          <w:sz w:val="21"/>
+        </w:rPr>
+        <w:t xml:space="preserve">·</w:t>
+      </w:r>
+      <w:r>
+        <w:rPr>
+          <w:rFonts w:ascii="Consolas" w:hAnsi="Consolas" w:eastAsia="Consolas" w:cs="Consolas"/>
+          <w:sz w:val="20"/>
+        </w:rPr>
+        <w:t xml:space="preserve">gc current grant busy</w:t>
+      </w:r>
+      <w:r>
+        <w:rPr>
+          <w:rFonts w:ascii="맑은 고딕" w:hAnsi="맑은 고딕" w:eastAsia="맑은 고딕"/>
+          <w:sz w:val="21"/>
+        </w:rPr>
+        <w:t xml:space="preserve"> 를 각각 해석하라.</w:t>
       </w:r>
     </w:p>
     <w:p>
@@ -123,7 +207,49 @@
           <w:rFonts w:ascii="맑은 고딕" w:hAnsi="맑은 고딕" w:eastAsia="맑은 고딕"/>
           <w:sz w:val="21"/>
         </w:rPr>
-        <w:t>[추가-04] 이 랩의 부하 실험에서 `gc current blocks received` 와 `served` 의 증가분이 대칭으로 나타난 이유를 설명하고, `gc remote grants` 가 거의 늘지 않은 이유도 함께 쓰라.</w:t>
+        <w:t xml:space="preserve">[추가-04] 이 랩의 부하 실험에서 </w:t>
+      </w:r>
+      <w:r>
+        <w:rPr>
+          <w:rFonts w:ascii="Consolas" w:hAnsi="Consolas" w:eastAsia="Consolas" w:cs="Consolas"/>
+          <w:sz w:val="20"/>
+        </w:rPr>
+        <w:t xml:space="preserve">gc current blocks received</w:t>
+      </w:r>
+      <w:r>
+        <w:rPr>
+          <w:rFonts w:ascii="맑은 고딕" w:hAnsi="맑은 고딕" w:eastAsia="맑은 고딕"/>
+          <w:sz w:val="21"/>
+        </w:rPr>
+        <w:t xml:space="preserve"> 와 </w:t>
+      </w:r>
+      <w:r>
+        <w:rPr>
+          <w:rFonts w:ascii="Consolas" w:hAnsi="Consolas" w:eastAsia="Consolas" w:cs="Consolas"/>
+          <w:sz w:val="20"/>
+        </w:rPr>
+        <w:t xml:space="preserve">served</w:t>
+      </w:r>
+      <w:r>
+        <w:rPr>
+          <w:rFonts w:ascii="맑은 고딕" w:hAnsi="맑은 고딕" w:eastAsia="맑은 고딕"/>
+          <w:sz w:val="21"/>
+        </w:rPr>
+        <w:t xml:space="preserve"> 의 증가분이 대칭으로 나타난 이유를 설명하고, </w:t>
+      </w:r>
+      <w:r>
+        <w:rPr>
+          <w:rFonts w:ascii="Consolas" w:hAnsi="Consolas" w:eastAsia="Consolas" w:cs="Consolas"/>
+          <w:sz w:val="20"/>
+        </w:rPr>
+        <w:t xml:space="preserve">gc remote grants</w:t>
+      </w:r>
+      <w:r>
+        <w:rPr>
+          <w:rFonts w:ascii="맑은 고딕" w:hAnsi="맑은 고딕" w:eastAsia="맑은 고딕"/>
+          <w:sz w:val="21"/>
+        </w:rPr>
+        <w:t xml:space="preserve"> 가 거의 늘지 않은 이유도 함께 쓰라.</w:t>
       </w:r>
     </w:p>
     <w:p>
@@ -150,7 +276,35 @@
           <w:rFonts w:ascii="맑은 고딕" w:hAnsi="맑은 고딕" w:eastAsia="맑은 고딕"/>
           <w:sz w:val="21"/>
         </w:rPr>
-        <w:t>[추가-05] `gc current block busy` 와 `gc buffer busy release` 가 함께 오르는 이유를 설명하라.</w:t>
+        <w:t xml:space="preserve">[추가-05] </w:t>
+      </w:r>
+      <w:r>
+        <w:rPr>
+          <w:rFonts w:ascii="Consolas" w:hAnsi="Consolas" w:eastAsia="Consolas" w:cs="Consolas"/>
+          <w:sz w:val="20"/>
+        </w:rPr>
+        <w:t xml:space="preserve">gc current block busy</w:t>
+      </w:r>
+      <w:r>
+        <w:rPr>
+          <w:rFonts w:ascii="맑은 고딕" w:hAnsi="맑은 고딕" w:eastAsia="맑은 고딕"/>
+          <w:sz w:val="21"/>
+        </w:rPr>
+        <w:t xml:space="preserve"> 와 </w:t>
+      </w:r>
+      <w:r>
+        <w:rPr>
+          <w:rFonts w:ascii="Consolas" w:hAnsi="Consolas" w:eastAsia="Consolas" w:cs="Consolas"/>
+          <w:sz w:val="20"/>
+        </w:rPr>
+        <w:t xml:space="preserve">gc buffer busy release</w:t>
+      </w:r>
+      <w:r>
+        <w:rPr>
+          <w:rFonts w:ascii="맑은 고딕" w:hAnsi="맑은 고딕" w:eastAsia="맑은 고딕"/>
+          <w:sz w:val="21"/>
+        </w:rPr>
+        <w:t xml:space="preserve"> 가 함께 오르는 이유를 설명하라.</w:t>
       </w:r>
     </w:p>
     <w:p>
@@ -177,7 +331,49 @@
           <w:rFonts w:ascii="맑은 고딕" w:hAnsi="맑은 고딕" w:eastAsia="맑은 고딕"/>
           <w:sz w:val="21"/>
         </w:rPr>
-        <w:t>[추가-06] `GV$INSTANCE_CACHE_TRANSFER` 에서 `undo header` 의 `CR_BLOCK` 이 크게 나온 이유를 13장의 UNDO 구성과 연결해 설명하고, 그럼에도 UNDO 를 인스턴스별로 나누는 이유를 쓰라.</w:t>
+        <w:t xml:space="preserve">[추가-06] </w:t>
+      </w:r>
+      <w:r>
+        <w:rPr>
+          <w:rFonts w:ascii="Consolas" w:hAnsi="Consolas" w:eastAsia="Consolas" w:cs="Consolas"/>
+          <w:sz w:val="20"/>
+        </w:rPr>
+        <w:t xml:space="preserve">GV$INSTANCE_CACHE_TRANSFER</w:t>
+      </w:r>
+      <w:r>
+        <w:rPr>
+          <w:rFonts w:ascii="맑은 고딕" w:hAnsi="맑은 고딕" w:eastAsia="맑은 고딕"/>
+          <w:sz w:val="21"/>
+        </w:rPr>
+        <w:t xml:space="preserve"> 에서 </w:t>
+      </w:r>
+      <w:r>
+        <w:rPr>
+          <w:rFonts w:ascii="Consolas" w:hAnsi="Consolas" w:eastAsia="Consolas" w:cs="Consolas"/>
+          <w:sz w:val="20"/>
+        </w:rPr>
+        <w:t xml:space="preserve">undo header</w:t>
+      </w:r>
+      <w:r>
+        <w:rPr>
+          <w:rFonts w:ascii="맑은 고딕" w:hAnsi="맑은 고딕" w:eastAsia="맑은 고딕"/>
+          <w:sz w:val="21"/>
+        </w:rPr>
+        <w:t xml:space="preserve"> 의 </w:t>
+      </w:r>
+      <w:r>
+        <w:rPr>
+          <w:rFonts w:ascii="Consolas" w:hAnsi="Consolas" w:eastAsia="Consolas" w:cs="Consolas"/>
+          <w:sz w:val="20"/>
+        </w:rPr>
+        <w:t xml:space="preserve">CR_BLOCK</w:t>
+      </w:r>
+      <w:r>
+        <w:rPr>
+          <w:rFonts w:ascii="맑은 고딕" w:hAnsi="맑은 고딕" w:eastAsia="맑은 고딕"/>
+          <w:sz w:val="21"/>
+        </w:rPr>
+        <w:t xml:space="preserve"> 이 크게 나온 이유를 13장의 UNDO 구성과 연결해 설명하고, 그럼에도 UNDO 를 인스턴스별로 나누는 이유를 쓰라.</w:t>
       </w:r>
     </w:p>
     <w:p>
@@ -204,7 +400,21 @@
           <w:rFonts w:ascii="맑은 고딕" w:hAnsi="맑은 고딕" w:eastAsia="맑은 고딕"/>
           <w:sz w:val="21"/>
         </w:rPr>
-        <w:t>[추가-07] 19c 에서 `diagcollection.pl` 이 없어지고 TFA 가 그 역할을 맡은 것이 무엇을 개선했는지 설명하고, TFA 수집 시 반드시 지정해야 하는 두 가지와 그 이유를 쓰라.</w:t>
+        <w:t xml:space="preserve">[추가-07] 19c 에서 </w:t>
+      </w:r>
+      <w:r>
+        <w:rPr>
+          <w:rFonts w:ascii="Consolas" w:hAnsi="Consolas" w:eastAsia="Consolas" w:cs="Consolas"/>
+          <w:sz w:val="20"/>
+        </w:rPr>
+        <w:t xml:space="preserve">diagcollection.pl</w:t>
+      </w:r>
+      <w:r>
+        <w:rPr>
+          <w:rFonts w:ascii="맑은 고딕" w:hAnsi="맑은 고딕" w:eastAsia="맑은 고딕"/>
+          <w:sz w:val="21"/>
+        </w:rPr>
+        <w:t xml:space="preserve"> 이 없어지고 TFA 가 그 역할을 맡은 것이 무엇을 개선했는지 설명하고, TFA 수집 시 반드시 지정해야 하는 두 가지와 그 이유를 쓰라.</w:t>
       </w:r>
     </w:p>
     <w:p>
@@ -266,7 +476,21 @@
           <w:rFonts w:ascii="맑은 고딕" w:hAnsi="맑은 고딕" w:eastAsia="맑은 고딕"/>
           <w:sz w:val="21"/>
         </w:rPr>
-        <w:t>[추가-09] 개발팀이 "RAC 로 옮긴 뒤 느려졌다" 고 보고했고 AWR 상위 대기가 `gc current block busy` 다. 다섯 단계로 대응 절차를 쓰고 각 단계에서 쓰는 조회나 명령을 밝히라.</w:t>
+        <w:t xml:space="preserve">[추가-09] 개발팀이 "RAC 로 옮긴 뒤 느려졌다" 고 보고했고 AWR 상위 대기가 </w:t>
+      </w:r>
+      <w:r>
+        <w:rPr>
+          <w:rFonts w:ascii="Consolas" w:hAnsi="Consolas" w:eastAsia="Consolas" w:cs="Consolas"/>
+          <w:sz w:val="20"/>
+        </w:rPr>
+        <w:t xml:space="preserve">gc current block busy</w:t>
+      </w:r>
+      <w:r>
+        <w:rPr>
+          <w:rFonts w:ascii="맑은 고딕" w:hAnsi="맑은 고딕" w:eastAsia="맑은 고딕"/>
+          <w:sz w:val="21"/>
+        </w:rPr>
+        <w:t xml:space="preserve"> 다. 다섯 단계로 대응 절차를 쓰고 각 단계에서 쓰는 조회나 명령을 밝히라.</w:t>
       </w:r>
     </w:p>
     <w:p>
@@ -293,7 +517,21 @@
           <w:rFonts w:ascii="맑은 고딕" w:hAnsi="맑은 고딕" w:eastAsia="맑은 고딕"/>
           <w:sz w:val="21"/>
         </w:rPr>
-        <w:t>[추가-10] 시스템 전체의 `gc` 대기는 큰데 어느 객체가 원인인지 모른다. 어떤 뷰로 어떻게 좁혀 들어가는지 조회문과 함께 쓰라.</w:t>
+        <w:t xml:space="preserve">[추가-10] 시스템 전체의 </w:t>
+      </w:r>
+      <w:r>
+        <w:rPr>
+          <w:rFonts w:ascii="Consolas" w:hAnsi="Consolas" w:eastAsia="Consolas" w:cs="Consolas"/>
+          <w:sz w:val="20"/>
+        </w:rPr>
+        <w:t xml:space="preserve">gc</w:t>
+      </w:r>
+      <w:r>
+        <w:rPr>
+          <w:rFonts w:ascii="맑은 고딕" w:hAnsi="맑은 고딕" w:eastAsia="맑은 고딕"/>
+          <w:sz w:val="21"/>
+        </w:rPr>
+        <w:t xml:space="preserve"> 대기는 큰데 어느 객체가 원인인지 모른다. 어떤 뷰로 어떻게 좁혀 들어가는지 조회문과 함께 쓰라.</w:t>
       </w:r>
     </w:p>
     <w:p>
@@ -320,7 +558,21 @@
           <w:rFonts w:ascii="맑은 고딕" w:hAnsi="맑은 고딕" w:eastAsia="맑은 고딕"/>
           <w:sz w:val="21"/>
         </w:rPr>
-        <w:t>[추가-11] `tfactl diagcollect -last 5m -node local` 을 실행했더니 오류가 났다. 오류 메시지와 원인, 올바른 대안 두 가지를 쓰라.</w:t>
+        <w:t xml:space="preserve">[추가-11] </w:t>
+      </w:r>
+      <w:r>
+        <w:rPr>
+          <w:rFonts w:ascii="Consolas" w:hAnsi="Consolas" w:eastAsia="Consolas" w:cs="Consolas"/>
+          <w:sz w:val="20"/>
+        </w:rPr>
+        <w:t xml:space="preserve">tfactl diagcollect -last 5m -node local</w:t>
+      </w:r>
+      <w:r>
+        <w:rPr>
+          <w:rFonts w:ascii="맑은 고딕" w:hAnsi="맑은 고딕" w:eastAsia="맑은 고딕"/>
+          <w:sz w:val="21"/>
+        </w:rPr>
+        <w:t xml:space="preserve"> 을 실행했더니 오류가 났다. 오류 메시지와 원인, 올바른 대안 두 가지를 쓰라.</w:t>
       </w:r>
     </w:p>
     <w:p>
@@ -436,7 +688,21 @@
           <w:rFonts w:ascii="맑은 고딕" w:hAnsi="맑은 고딕" w:eastAsia="맑은 고딕"/>
           <w:sz w:val="21"/>
         </w:rPr>
-        <w:t>[추가-15] 노드 하나가 클러스터에 붙지 못한다. 사설망 `ping` 은 정상이다. 인터커넥트를 네 단계로 진단하는 절차를 명령과 함께 쓰고, 이 랩에서 실제로 겪은 사고와 연결해 설명하라.</w:t>
+        <w:t xml:space="preserve">[추가-15] 노드 하나가 클러스터에 붙지 못한다. 사설망 </w:t>
+      </w:r>
+      <w:r>
+        <w:rPr>
+          <w:rFonts w:ascii="Consolas" w:hAnsi="Consolas" w:eastAsia="Consolas" w:cs="Consolas"/>
+          <w:sz w:val="20"/>
+        </w:rPr>
+        <w:t xml:space="preserve">ping</w:t>
+      </w:r>
+      <w:r>
+        <w:rPr>
+          <w:rFonts w:ascii="맑은 고딕" w:hAnsi="맑은 고딕" w:eastAsia="맑은 고딕"/>
+          <w:sz w:val="21"/>
+        </w:rPr>
+        <w:t xml:space="preserve"> 은 정상이다. 인터커넥트를 네 단계로 진단하는 절차를 명령과 함께 쓰고, 이 랩에서 실제로 겪은 사고와 연결해 설명하라.</w:t>
       </w:r>
     </w:p>
     <w:p>
